--- a/Project Documents/721814 SOP/721814 SOP/Bios/CS_TP_BS0201 Revision 6.docx
+++ b/Project Documents/721814 SOP/721814 SOP/Bios/CS_TP_BS0201 Revision 6.docx
@@ -7227,72 +7227,8 @@
               <w:szCs w:val="20"/>
             </w:rPr>
             <mc:AlternateContent>
-              <mc:Choice Requires="wps">
-                <w:drawing>
-                  <wp:anchor distT="0" distB="0" distL="114300" distR="114300" simplePos="0" relativeHeight="251662336" behindDoc="0" locked="0" layoutInCell="0" allowOverlap="1" wp14:anchorId="2988C903" wp14:editId="46D27A71">
-                    <wp:simplePos x="0" y="0"/>
-                    <wp:positionH relativeFrom="column">
-                      <wp:posOffset>-74295</wp:posOffset>
-                    </wp:positionH>
-                    <wp:positionV relativeFrom="paragraph">
-                      <wp:posOffset>0</wp:posOffset>
-                    </wp:positionV>
-                    <wp:extent cx="5486400" cy="0"/>
-                    <wp:effectExtent l="11430" t="9525" r="7620" b="9525"/>
-                    <wp:wrapNone/>
-                    <wp:docPr id="2" name="Line 3"/>
-                    <wp:cNvGraphicFramePr>
-                      <a:graphicFrameLocks xmlns:a="http://schemas.openxmlformats.org/drawingml/2006/main"/>
-                    </wp:cNvGraphicFramePr>
-                    <a:graphic xmlns:a="http://schemas.openxmlformats.org/drawingml/2006/main">
-                      <a:graphicData uri="http://schemas.microsoft.com/office/word/2010/wordprocessingShape">
-                        <wps:wsp>
-                          <wps:cNvCnPr>
-                            <a:cxnSpLocks noChangeShapeType="1"/>
-                          </wps:cNvCnPr>
-                          <wps:spPr bwMode="auto">
-                            <a:xfrm flipH="1">
-                              <a:off x="0" y="0"/>
-                              <a:ext cx="5486400" cy="0"/>
-                            </a:xfrm>
-                            <a:prstGeom prst="line">
-                              <a:avLst/>
-                            </a:prstGeom>
-                            <a:noFill/>
-                            <a:ln w="9525">
-                              <a:solidFill>
-                                <a:srgbClr val="000000"/>
-                              </a:solidFill>
-                              <a:round/>
-                              <a:headEnd/>
-                              <a:tailEnd/>
-                            </a:ln>
-                            <a:extLst>
-                              <a:ext uri="{909E8E84-426E-40DD-AFC4-6F175D3DCCD1}">
-                                <a14:hiddenFill xmlns:a14="http://schemas.microsoft.com/office/drawing/2010/main">
-                                  <a:noFill/>
-                                </a14:hiddenFill>
-                              </a:ext>
-                            </a:extLst>
-                          </wps:spPr>
-                          <wps:bodyPr/>
-                        </wps:wsp>
-                      </a:graphicData>
-                    </a:graphic>
-                    <wp14:sizeRelH relativeFrom="page">
-                      <wp14:pctWidth>0</wp14:pctWidth>
-                    </wp14:sizeRelH>
-                    <wp14:sizeRelV relativeFrom="page">
-                      <wp14:pctHeight>0</wp14:pctHeight>
-                    </wp14:sizeRelV>
-                  </wp:anchor>
-                </w:drawing>
-              </mc:Choice>
-              <mc:Fallback>
-                <w:pict>
-                  <v:line w14:anchorId="524F1830" id="Line 3" o:spid="_x0000_s1026" style="position:absolute;flip:x;z-index:251662336;visibility:visible;mso-wrap-style:square;mso-width-percent:0;mso-height-percent:0;mso-wrap-distance-left:9pt;mso-wrap-distance-top:0;mso-wrap-distance-right:9pt;mso-wrap-distance-bottom:0;mso-position-horizontal:absolute;mso-position-horizontal-relative:text;mso-position-vertical:absolute;mso-position-vertical-relative:text;mso-width-percent:0;mso-height-percent:0;mso-width-relative:page;mso-height-relative:page" from="-5.85pt,0" to="426.15pt,0" o:gfxdata="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" o:allowincell="f"/>
-                </w:pict>
-              </mc:Fallback>
+              <mc:Choice Requires="wps"/>
+              <mc:Fallback/>
             </mc:AlternateContent>
           </w:r>
           <w:r>
@@ -7902,47 +7838,6 @@
             <w:rPr>
               <w:noProof/>
             </w:rPr>
-            <w:drawing>
-              <wp:inline distT="0" distB="0" distL="0" distR="0" wp14:anchorId="7C844F9E" wp14:editId="118B340E">
-                <wp:extent cx="2057143" cy="633904"/>
-                <wp:effectExtent l="0" t="0" r="0" b="0"/>
-                <wp:docPr id="4" name="Picture 4"/>
-                <wp:cNvGraphicFramePr>
-                  <a:graphicFrameLocks xmlns:a="http://schemas.openxmlformats.org/drawingml/2006/main" noChangeAspect="1"/>
-                </wp:cNvGraphicFramePr>
-                <a:graphic xmlns:a="http://schemas.openxmlformats.org/drawingml/2006/main">
-                  <a:graphicData uri="http://schemas.openxmlformats.org/drawingml/2006/picture">
-                    <pic:pic xmlns:pic="http://schemas.openxmlformats.org/drawingml/2006/picture">
-                      <pic:nvPicPr>
-                        <pic:cNvPr id="1" name=""/>
-                        <pic:cNvPicPr/>
-                      </pic:nvPicPr>
-                      <pic:blipFill>
-                        <a:blip r:embed="rId1">
-                          <a:extLst>
-                            <a:ext uri="{28A0092B-C50C-407E-A947-70E740481C1C}">
-                              <a14:useLocalDpi xmlns:a14="http://schemas.microsoft.com/office/drawing/2010/main" val="0"/>
-                            </a:ext>
-                          </a:extLst>
-                        </a:blip>
-                        <a:stretch>
-                          <a:fillRect/>
-                        </a:stretch>
-                      </pic:blipFill>
-                      <pic:spPr>
-                        <a:xfrm>
-                          <a:off x="0" y="0"/>
-                          <a:ext cx="2057143" cy="633904"/>
-                        </a:xfrm>
-                        <a:prstGeom prst="rect">
-                          <a:avLst/>
-                        </a:prstGeom>
-                      </pic:spPr>
-                    </pic:pic>
-                  </a:graphicData>
-                </a:graphic>
-              </wp:inline>
-            </w:drawing>
           </w:r>
         </w:p>
         <w:p>
@@ -8137,47 +8032,6 @@
             <w:rPr>
               <w:noProof/>
             </w:rPr>
-            <w:drawing>
-              <wp:inline distT="0" distB="0" distL="0" distR="0" wp14:anchorId="2067A34F" wp14:editId="11A16631">
-                <wp:extent cx="2057143" cy="633904"/>
-                <wp:effectExtent l="0" t="0" r="0" b="0"/>
-                <wp:docPr id="1" name="Picture 1"/>
-                <wp:cNvGraphicFramePr>
-                  <a:graphicFrameLocks xmlns:a="http://schemas.openxmlformats.org/drawingml/2006/main" noChangeAspect="1"/>
-                </wp:cNvGraphicFramePr>
-                <a:graphic xmlns:a="http://schemas.openxmlformats.org/drawingml/2006/main">
-                  <a:graphicData uri="http://schemas.openxmlformats.org/drawingml/2006/picture">
-                    <pic:pic xmlns:pic="http://schemas.openxmlformats.org/drawingml/2006/picture">
-                      <pic:nvPicPr>
-                        <pic:cNvPr id="1" name=""/>
-                        <pic:cNvPicPr/>
-                      </pic:nvPicPr>
-                      <pic:blipFill>
-                        <a:blip r:embed="rId1">
-                          <a:extLst>
-                            <a:ext uri="{28A0092B-C50C-407E-A947-70E740481C1C}">
-                              <a14:useLocalDpi xmlns:a14="http://schemas.microsoft.com/office/drawing/2010/main" val="0"/>
-                            </a:ext>
-                          </a:extLst>
-                        </a:blip>
-                        <a:stretch>
-                          <a:fillRect/>
-                        </a:stretch>
-                      </pic:blipFill>
-                      <pic:spPr>
-                        <a:xfrm>
-                          <a:off x="0" y="0"/>
-                          <a:ext cx="2057143" cy="633904"/>
-                        </a:xfrm>
-                        <a:prstGeom prst="rect">
-                          <a:avLst/>
-                        </a:prstGeom>
-                      </pic:spPr>
-                    </pic:pic>
-                  </a:graphicData>
-                </a:graphic>
-              </wp:inline>
-            </w:drawing>
           </w:r>
         </w:p>
         <w:p>
